--- a/conteudo-assistente/Procedimentos antes da apresentacao da divida.docx
+++ b/conteudo-assistente/Procedimentos antes da apresentacao da divida.docx
@@ -41,7 +41,7 @@
           <w:pgNumType w:start="1"/>
         </w:sectPr>
       </w:pPr>
-      <w:bookmarkStart w:colFirst="0" w:colLast="0" w:name="_8cet6tretwtg" w:id="0"/>
+      <w:bookmarkStart w:colFirst="0" w:colLast="0" w:name="_w4513cgdj0h0" w:id="0"/>
       <w:bookmarkEnd w:id="0"/>
       <w:r>
         <w:rPr>
@@ -60,17 +60,16 @@
           <w:vertAlign w:val="baseline"/>
           <w:rtl w:val="0"/>
         </w:rPr>
-        <w:t xml:space="preserve">Procedimentos antes da apresentação da dívida</w:t>
-      </w:r>
-      <w:r>
-        <w:rPr>
-          <w:rtl w:val="0"/>
-        </w:rPr>
-      </w:r>
-    </w:p>
-    <w:p>
-      <w:pPr>
-        <w:jc w:val="center"/>
+        <w:t xml:space="preserve">Abertura Padrão e Identificação Positiva</w:t>
+      </w:r>
+      <w:r>
+        <w:rPr>
+          <w:rtl w:val="0"/>
+        </w:rPr>
+      </w:r>
+    </w:p>
+    <w:p>
+      <w:pPr>
         <w:rPr>
           <w:b w:val="1"/>
           <w:bCs w:val="1"/>
@@ -78,137 +77,135 @@
       </w:pPr>
       <w:r>
         <w:rPr>
+          <w:rtl w:val="0"/>
+        </w:rPr>
+      </w:r>
+    </w:p>
+    <w:p>
+      <w:pPr>
+        <w:rPr>
           <w:b w:val="1"/>
           <w:bCs w:val="1"/>
-          <w:rtl w:val="0"/>
-        </w:rPr>
-        <w:t xml:space="preserve">Abertura Padrão e Identificação Positiva</w:t>
-      </w:r>
-    </w:p>
-    <w:p>
-      <w:pPr>
-        <w:rPr/>
-      </w:pPr>
-      <w:r>
-        <w:rPr>
-          <w:rtl w:val="0"/>
-        </w:rPr>
-      </w:r>
-    </w:p>
-    <w:p>
-      <w:pPr>
+        </w:rPr>
+      </w:pPr>
+      <w:r>
         <w:rPr>
           <w:b w:val="1"/>
           <w:bCs w:val="1"/>
-        </w:rPr>
-      </w:pPr>
-      <w:r>
+          <w:rtl w:val="0"/>
+        </w:rPr>
+        <w:t xml:space="preserve">Abordagem Atendimento ATIVO:</w:t>
+      </w:r>
+    </w:p>
+    <w:p>
+      <w:pPr>
+        <w:numPr>
+          <w:ilvl w:val="0"/>
+          <w:numId w:val="10"/>
+        </w:numPr>
+        <w:ind w:left="720" w:hanging="360"/>
+      </w:pPr>
+      <w:r>
+        <w:rPr>
+          <w:rtl w:val="0"/>
+        </w:rPr>
+        <w:t xml:space="preserve">Olá, aqui é o (nome do operador) eu falo da Central de negócios da CAIXA. Você é o (nome do cliente)?</w:t>
+      </w:r>
+    </w:p>
+    <w:p>
+      <w:pPr>
+        <w:rPr/>
+      </w:pPr>
+      <w:r>
+        <w:rPr>
+          <w:rtl w:val="0"/>
+        </w:rPr>
+      </w:r>
+    </w:p>
+    <w:p>
+      <w:pPr>
         <w:rPr>
           <w:b w:val="1"/>
           <w:bCs w:val="1"/>
-          <w:rtl w:val="0"/>
-        </w:rPr>
-        <w:t xml:space="preserve">ATIVO:</w:t>
-      </w:r>
-    </w:p>
-    <w:p>
-      <w:pPr>
-        <w:rPr/>
-      </w:pPr>
-      <w:r>
-        <w:rPr>
-          <w:rtl w:val="0"/>
-        </w:rPr>
-        <w:t xml:space="preserve">Olá, aqui é o (nome do operador) eu falo da Central de negócios da CAIXA. Você é o (nome do cliente)?</w:t>
-      </w:r>
-    </w:p>
-    <w:p>
-      <w:pPr>
-        <w:rPr/>
-      </w:pPr>
-      <w:r>
-        <w:rPr>
-          <w:rtl w:val="0"/>
-        </w:rPr>
-      </w:r>
-    </w:p>
-    <w:p>
-      <w:pPr>
+        </w:rPr>
+      </w:pPr>
+      <w:r>
         <w:rPr>
           <w:b w:val="1"/>
           <w:bCs w:val="1"/>
-        </w:rPr>
-      </w:pPr>
-      <w:r>
+          <w:rtl w:val="0"/>
+        </w:rPr>
+        <w:t xml:space="preserve">Abordagem Atendimento RECEPTIVO:</w:t>
+      </w:r>
+    </w:p>
+    <w:p>
+      <w:pPr>
+        <w:numPr>
+          <w:ilvl w:val="0"/>
+          <w:numId w:val="5"/>
+        </w:numPr>
+        <w:ind w:left="720" w:hanging="360"/>
+      </w:pPr>
+      <w:r>
+        <w:rPr>
+          <w:rtl w:val="0"/>
+        </w:rPr>
+        <w:t xml:space="preserve">Bem-vindo a Central de negócios da CAIXA! Aqui é o (nome do operador) eu falo em nome da CAIXA. Com quem estou falando?</w:t>
+      </w:r>
+    </w:p>
+    <w:p>
+      <w:pPr>
+        <w:rPr/>
+      </w:pPr>
+      <w:r>
+        <w:rPr>
+          <w:rtl w:val="0"/>
+        </w:rPr>
+      </w:r>
+    </w:p>
+    <w:p>
+      <w:pPr>
         <w:rPr>
           <w:b w:val="1"/>
           <w:bCs w:val="1"/>
-          <w:rtl w:val="0"/>
-        </w:rPr>
-        <w:t xml:space="preserve">RECEPTIVO:</w:t>
-      </w:r>
-    </w:p>
-    <w:p>
-      <w:pPr>
-        <w:rPr/>
-      </w:pPr>
-      <w:r>
-        <w:rPr>
-          <w:rtl w:val="0"/>
-        </w:rPr>
-        <w:t xml:space="preserve">Bem-vindo a Central de negócios da CAIXA! Aqui é o (nome do operador) eu falo em nome da CAIXA. Com quem estou falando?</w:t>
-      </w:r>
-    </w:p>
-    <w:p>
-      <w:pPr>
-        <w:rPr/>
-      </w:pPr>
-      <w:r>
-        <w:rPr>
-          <w:rtl w:val="0"/>
-        </w:rPr>
-      </w:r>
-    </w:p>
-    <w:p>
-      <w:pPr>
+        </w:rPr>
+      </w:pPr>
+      <w:r>
         <w:rPr>
           <w:b w:val="1"/>
           <w:bCs w:val="1"/>
-        </w:rPr>
-      </w:pPr>
-      <w:r>
+          <w:rtl w:val="0"/>
+        </w:rPr>
+        <w:t xml:space="preserve">IDENTIFICAÇÃO POSITIVA:</w:t>
+      </w:r>
+    </w:p>
+    <w:p>
+      <w:pPr>
+        <w:rPr/>
+      </w:pPr>
+      <w:r>
+        <w:rPr>
+          <w:rtl w:val="0"/>
+        </w:rPr>
+        <w:t xml:space="preserve">Para sua segurança, informo que esta ligação é gravada e por questões de sigilo bancário, preciso confirmar alguns dados, tudo bem?</w:t>
+      </w:r>
+    </w:p>
+    <w:p>
+      <w:pPr>
+        <w:rPr/>
+      </w:pPr>
+      <w:r>
+        <w:rPr>
+          <w:rtl w:val="0"/>
+        </w:rPr>
+      </w:r>
+    </w:p>
+    <w:p>
+      <w:pPr>
         <w:rPr>
           <w:b w:val="1"/>
           <w:bCs w:val="1"/>
-          <w:rtl w:val="0"/>
-        </w:rPr>
-        <w:t xml:space="preserve">IDENTIFICAÇÃO POSITIVA:</w:t>
-      </w:r>
-    </w:p>
-    <w:p>
-      <w:pPr>
-        <w:rPr/>
-      </w:pPr>
-      <w:r>
-        <w:rPr>
-          <w:rtl w:val="0"/>
-        </w:rPr>
-        <w:t xml:space="preserve">Para sua segurança, informo que esta ligação é gravada e por questões de sigilo bancário, preciso confirmar alguns dados, tudo bem?</w:t>
-      </w:r>
-    </w:p>
-    <w:p>
-      <w:pPr>
-        <w:rPr/>
-      </w:pPr>
-      <w:r>
-        <w:rPr>
-          <w:rtl w:val="0"/>
-        </w:rPr>
-      </w:r>
-    </w:p>
-    <w:p>
-      <w:pPr>
-        <w:rPr/>
+        </w:rPr>
       </w:pPr>
       <w:r>
         <w:rPr>
@@ -216,8 +213,17 @@
           <w:bCs w:val="1"/>
           <w:rtl w:val="0"/>
         </w:rPr>
-        <w:t xml:space="preserve">Atendimento Ativo: </w:t>
-      </w:r>
+        <w:t xml:space="preserve">Atendimento ATIVO: </w:t>
+      </w:r>
+    </w:p>
+    <w:p>
+      <w:pPr>
+        <w:numPr>
+          <w:ilvl w:val="0"/>
+          <w:numId w:val="8"/>
+        </w:numPr>
+        <w:ind w:left="720" w:hanging="360"/>
+      </w:pPr>
       <w:r>
         <w:rPr>
           <w:rtl w:val="0"/>
@@ -246,12 +252,16 @@
         <w:rPr>
           <w:rtl w:val="0"/>
         </w:rPr>
-        <w:t xml:space="preserve">) e solicitar que confirme o restante.</w:t>
-      </w:r>
-    </w:p>
-    <w:p>
-      <w:pPr>
-        <w:rPr/>
+        <w:t xml:space="preserve">) e solicitar que confirme o restante. </w:t>
+      </w:r>
+    </w:p>
+    <w:p>
+      <w:pPr>
+        <w:numPr>
+          <w:ilvl w:val="0"/>
+          <w:numId w:val="8"/>
+        </w:numPr>
+        <w:ind w:left="720" w:hanging="360"/>
       </w:pPr>
       <w:r>
         <w:rPr>
@@ -280,24 +290,73 @@
           <w:bCs w:val="1"/>
           <w:rtl w:val="0"/>
         </w:rPr>
-        <w:t xml:space="preserve">Atendimento Receptivo:</w:t>
-      </w:r>
-      <w:r>
-        <w:rPr>
-          <w:rtl w:val="0"/>
-        </w:rPr>
-        <w:t xml:space="preserve"> Solicitar CPF/CNPJ e nome completo.</w:t>
-      </w:r>
-    </w:p>
-    <w:p>
-      <w:pPr>
-        <w:rPr/>
+        <w:t xml:space="preserve">Atendimento RECEPTIVO:</w:t>
+      </w:r>
+      <w:r>
+        <w:rPr>
+          <w:rtl w:val="0"/>
+        </w:rPr>
+        <w:t xml:space="preserve"> </w:t>
+      </w:r>
+    </w:p>
+    <w:p>
+      <w:pPr>
+        <w:numPr>
+          <w:ilvl w:val="0"/>
+          <w:numId w:val="1"/>
+        </w:numPr>
+        <w:ind w:left="720" w:hanging="360"/>
+      </w:pPr>
+      <w:r>
+        <w:rPr>
+          <w:rtl w:val="0"/>
+        </w:rPr>
+        <w:t xml:space="preserve">Solicitar CPF/CNPJ e nome completo.</w:t>
+      </w:r>
+    </w:p>
+    <w:p>
+      <w:pPr>
+        <w:numPr>
+          <w:ilvl w:val="0"/>
+          <w:numId w:val="1"/>
+        </w:numPr>
+        <w:ind w:left="720" w:hanging="360"/>
       </w:pPr>
       <w:r>
         <w:rPr>
           <w:rtl w:val="0"/>
         </w:rPr>
         <w:t xml:space="preserve">Após o cliente informar agradeça pela confirmação (falar primeiro nome).</w:t>
+      </w:r>
+    </w:p>
+    <w:p>
+      <w:pPr>
+        <w:rPr/>
+      </w:pPr>
+      <w:r>
+        <w:rPr>
+          <w:rtl w:val="0"/>
+        </w:rPr>
+      </w:r>
+    </w:p>
+    <w:p>
+      <w:pPr>
+        <w:rPr/>
+      </w:pPr>
+      <w:r>
+        <w:rPr>
+          <w:rtl w:val="0"/>
+        </w:rPr>
+      </w:r>
+    </w:p>
+    <w:p>
+      <w:pPr>
+        <w:rPr/>
+      </w:pPr>
+      <w:r>
+        <w:rPr>
+          <w:rtl w:val="0"/>
+        </w:rPr>
       </w:r>
     </w:p>
     <w:p>
@@ -418,7 +477,22 @@
         <w:rPr>
           <w:rtl w:val="0"/>
         </w:rPr>
-        <w:t xml:space="preserve"> Caso o CPF/CNPJ informado apresente vínculo (sócio, 2o titular, coobrigado, avalista ou fiador) com a CAIXA, ou seja, é um CPC, prosseguir com o atendimento;</w:t>
+        <w:t xml:space="preserve"> </w:t>
+      </w:r>
+    </w:p>
+    <w:p>
+      <w:pPr>
+        <w:numPr>
+          <w:ilvl w:val="0"/>
+          <w:numId w:val="13"/>
+        </w:numPr>
+        <w:ind w:left="720" w:hanging="360"/>
+      </w:pPr>
+      <w:r>
+        <w:rPr>
+          <w:rtl w:val="0"/>
+        </w:rPr>
+        <w:t xml:space="preserve">Caso o CPF/CNPJ informado apresente vínculo (sócio, 2o titular, coobrigado, avalista ou fiador) com a CAIXA, ou seja, é um CPC, prosseguir com o atendimento;</w:t>
       </w:r>
     </w:p>
     <w:p>
@@ -441,13 +515,28 @@
           <w:bCs w:val="1"/>
           <w:rtl w:val="0"/>
         </w:rPr>
-        <w:t xml:space="preserve">Contratos habitacionais:</w:t>
-      </w:r>
-      <w:r>
-        <w:rPr>
-          <w:rtl w:val="0"/>
-        </w:rPr>
-        <w:t xml:space="preserve"> caso o cliente se manifeste como coobrigado do contrato, a confirmação do CPF e nome poderá ser feita no CIWEB.</w:t>
+        <w:t xml:space="preserve">Contratos Habitacionais:</w:t>
+      </w:r>
+      <w:r>
+        <w:rPr>
+          <w:rtl w:val="0"/>
+        </w:rPr>
+        <w:t xml:space="preserve"> </w:t>
+      </w:r>
+    </w:p>
+    <w:p>
+      <w:pPr>
+        <w:numPr>
+          <w:ilvl w:val="0"/>
+          <w:numId w:val="6"/>
+        </w:numPr>
+        <w:ind w:left="720" w:hanging="360"/>
+      </w:pPr>
+      <w:r>
+        <w:rPr>
+          <w:rtl w:val="0"/>
+        </w:rPr>
+        <w:t xml:space="preserve">Caso o cliente se manifeste como coobrigado do contrato, a confirmação do CPF e nome poderá ser feita no CIWEB.</w:t>
       </w:r>
     </w:p>
     <w:p>
@@ -476,11 +565,27 @@
         <w:rPr>
           <w:rtl w:val="0"/>
         </w:rPr>
-        <w:t xml:space="preserve"> caso o adicional do cartão de crédito entre em contato, o operador deverá solicitar contato do titular do cartão, pois só será considerado CPC o contato feito com o titular do cartão;</w:t>
-      </w:r>
-    </w:p>
-    <w:p>
-      <w:pPr>
+        <w:t xml:space="preserve"> </w:t>
+      </w:r>
+    </w:p>
+    <w:p>
+      <w:pPr>
+        <w:numPr>
+          <w:ilvl w:val="0"/>
+          <w:numId w:val="4"/>
+        </w:numPr>
+        <w:ind w:left="720" w:hanging="360"/>
+      </w:pPr>
+      <w:r>
+        <w:rPr>
+          <w:rtl w:val="0"/>
+        </w:rPr>
+        <w:t xml:space="preserve">Caso o adicional do cartão de crédito entre em contato, o operador deverá solicitar contato do titular do cartão, pois só será considerado CPC o contato feito com o titular do cartão;</w:t>
+      </w:r>
+    </w:p>
+    <w:p>
+      <w:pPr>
+        <w:ind w:left="720" w:firstLine="0"/>
         <w:rPr/>
       </w:pPr>
       <w:r>
@@ -499,13 +604,28 @@
           <w:bCs w:val="1"/>
           <w:rtl w:val="0"/>
         </w:rPr>
-        <w:t xml:space="preserve">Recusa IP:</w:t>
-      </w:r>
-      <w:r>
-        <w:rPr>
-          <w:rtl w:val="0"/>
-        </w:rPr>
-        <w:t xml:space="preserve"> Caso o cliente não queira </w:t>
+        <w:t xml:space="preserve">Recusa confirmar os dados:</w:t>
+      </w:r>
+      <w:r>
+        <w:rPr>
+          <w:rtl w:val="0"/>
+        </w:rPr>
+        <w:t xml:space="preserve"> </w:t>
+      </w:r>
+    </w:p>
+    <w:p>
+      <w:pPr>
+        <w:numPr>
+          <w:ilvl w:val="0"/>
+          <w:numId w:val="9"/>
+        </w:numPr>
+        <w:ind w:left="720" w:hanging="360"/>
+      </w:pPr>
+      <w:r>
+        <w:rPr>
+          <w:rtl w:val="0"/>
+        </w:rPr>
+        <w:t xml:space="preserve">Caso o cliente não queira </w:t>
       </w:r>
       <w:r>
         <w:rPr>
@@ -518,26 +638,6 @@
           <w:rtl w:val="0"/>
         </w:rPr>
         <w:t xml:space="preserve"> e solicite o assunto, informar que por sigilo as informações podem ser passadas somente assim que ele fizer a identificação positiva.</w:t>
-      </w:r>
-    </w:p>
-    <w:p>
-      <w:pPr>
-        <w:rPr/>
-      </w:pPr>
-      <w:r>
-        <w:rPr>
-          <w:rtl w:val="0"/>
-        </w:rPr>
-      </w:r>
-    </w:p>
-    <w:p>
-      <w:pPr>
-        <w:rPr/>
-      </w:pPr>
-      <w:r>
-        <w:rPr>
-          <w:rtl w:val="0"/>
-        </w:rPr>
       </w:r>
     </w:p>
     <w:p>
@@ -654,6 +754,188 @@
         <w:rPr>
           <w:rtl w:val="0"/>
         </w:rPr>
+      </w:r>
+    </w:p>
+    <w:p>
+      <w:pPr>
+        <w:numPr>
+          <w:ilvl w:val="0"/>
+          <w:numId w:val="12"/>
+        </w:numPr>
+        <w:ind w:left="720" w:hanging="360"/>
+      </w:pPr>
+      <w:r>
+        <w:rPr>
+          <w:rtl w:val="0"/>
+        </w:rPr>
+        <w:t xml:space="preserve">Essa confirmação é para sua segurança, para proteger seus dados. Você vai completar os números restantes após eu informar os primeiros dígitos.</w:t>
+      </w:r>
+    </w:p>
+    <w:p>
+      <w:pPr>
+        <w:rPr/>
+      </w:pPr>
+      <w:r>
+        <w:rPr>
+          <w:rtl w:val="0"/>
+        </w:rPr>
+      </w:r>
+    </w:p>
+    <w:p>
+      <w:pPr>
+        <w:numPr>
+          <w:ilvl w:val="0"/>
+          <w:numId w:val="14"/>
+        </w:numPr>
+        <w:ind w:left="720" w:hanging="360"/>
+      </w:pPr>
+      <w:r>
+        <w:rPr>
+          <w:rtl w:val="0"/>
+        </w:rPr>
+        <w:t xml:space="preserve">Não posso informar o motivo do contato sem antes a confirmação de dados, que é para sua segurança, para proteger suas informações e para que o assunto não seja informado à terceiros, por isso que a confirmação de dados não é CPF completo.</w:t>
+      </w:r>
+    </w:p>
+    <w:p>
+      <w:pPr>
+        <w:rPr/>
+      </w:pPr>
+      <w:r>
+        <w:rPr>
+          <w:rtl w:val="0"/>
+        </w:rPr>
+      </w:r>
+    </w:p>
+    <w:p>
+      <w:pPr>
+        <w:numPr>
+          <w:ilvl w:val="0"/>
+          <w:numId w:val="3"/>
+        </w:numPr>
+        <w:ind w:left="720" w:hanging="360"/>
+      </w:pPr>
+      <w:r>
+        <w:rPr>
+          <w:rtl w:val="0"/>
+        </w:rPr>
+        <w:t xml:space="preserve">Somos uma empresa autorizada pela CAIXA para entrar em contato, vejo em tela todas as informações, porém por segurança, utilizo essa abordagem falando os primeiros números para que você complete o restante, prezando pelo seu sigilo. Você pode consultar no site da CAIXA que somos uma empresa autorizada por ela, é só acessar www.caixa.gov.br/negociar e verificar o nome da ROVERI e retornar à ligação.</w:t>
+      </w:r>
+    </w:p>
+    <w:p>
+      <w:pPr>
+        <w:rPr/>
+      </w:pPr>
+      <w:r>
+        <w:rPr>
+          <w:rtl w:val="0"/>
+        </w:rPr>
+      </w:r>
+    </w:p>
+    <w:p>
+      <w:pPr>
+        <w:rPr/>
+      </w:pPr>
+      <w:r>
+        <w:rPr>
+          <w:rtl w:val="0"/>
+        </w:rPr>
+      </w:r>
+    </w:p>
+    <w:p>
+      <w:pPr>
+        <w:rPr/>
+      </w:pPr>
+      <w:r>
+        <w:rPr>
+          <w:rtl w:val="0"/>
+        </w:rPr>
+      </w:r>
+    </w:p>
+    <w:p>
+      <w:pPr>
+        <w:jc w:val="center"/>
+        <w:rPr>
+          <w:b w:val="1"/>
+          <w:bCs w:val="1"/>
+        </w:rPr>
+      </w:pPr>
+      <w:r>
+        <w:rPr>
+          <w:b w:val="1"/>
+          <w:bCs w:val="1"/>
+          <w:rtl w:val="0"/>
+        </w:rPr>
+        <w:t xml:space="preserve">Orientações:</w:t>
+      </w:r>
+    </w:p>
+    <w:p>
+      <w:pPr>
+        <w:rPr/>
+      </w:pPr>
+      <w:r>
+        <w:rPr>
+          <w:rtl w:val="0"/>
+        </w:rPr>
+      </w:r>
+    </w:p>
+    <w:p>
+      <w:pPr>
+        <w:rPr>
+          <w:b w:val="1"/>
+          <w:bCs w:val="1"/>
+        </w:rPr>
+      </w:pPr>
+      <w:r>
+        <w:rPr>
+          <w:b w:val="1"/>
+          <w:bCs w:val="1"/>
+          <w:rtl w:val="0"/>
+        </w:rPr>
+        <w:t xml:space="preserve">Pessoa Física: </w:t>
+      </w:r>
+    </w:p>
+    <w:p>
+      <w:pPr>
+        <w:numPr>
+          <w:ilvl w:val="0"/>
+          <w:numId w:val="11"/>
+        </w:numPr>
+        <w:ind w:left="720" w:hanging="360"/>
+      </w:pPr>
+      <w:r>
+        <w:rPr>
+          <w:rtl w:val="0"/>
+        </w:rPr>
+        <w:t xml:space="preserve">Caso o acionamento seja feito na tentativa de localizar o 2o titular, avalista, fiador ou coobrigado, se as informações constarem em sistema, considerar o atendimento como CPC;</w:t>
+      </w:r>
+    </w:p>
+    <w:p>
+      <w:pPr>
+        <w:rPr/>
+      </w:pPr>
+      <w:r>
+        <w:rPr>
+          <w:rtl w:val="0"/>
+        </w:rPr>
+      </w:r>
+    </w:p>
+    <w:p>
+      <w:pPr>
+        <w:rPr/>
+      </w:pPr>
+      <w:r>
+        <w:rPr>
+          <w:b w:val="1"/>
+          <w:bCs w:val="1"/>
+          <w:rtl w:val="0"/>
+        </w:rPr>
+        <w:t xml:space="preserve">Pessoa Jurídica:</w:t>
+      </w:r>
+      <w:r>
+        <w:rPr>
+          <w:rtl w:val="0"/>
+        </w:rPr>
+        <w:t xml:space="preserve"> </w:t>
       </w:r>
     </w:p>
     <w:p>
@@ -668,24 +950,43 @@
         <w:rPr>
           <w:rtl w:val="0"/>
         </w:rPr>
-        <w:t xml:space="preserve">Essa confirmação é para sua segurança, para proteger seus dados. Você vai completar os números restantes após eu informar os primeiros dígitos.</w:t>
-      </w:r>
-    </w:p>
-    <w:p>
-      <w:pPr>
-        <w:rPr/>
-      </w:pPr>
-      <w:r>
-        <w:rPr>
-          <w:rtl w:val="0"/>
-        </w:rPr>
+        <w:t xml:space="preserve">Deverá perguntar se quem está falando é o representante da empresa, anotar o nome completo e inserir no campo observações, confirmar o CNPJ e proceder com o atendimento. Caso o nome informado seja diferente do nome disponibilizado no CRM, informar que não está autorizado a repassar informações dos clientes a terceiros e solicitar que o sócio, proprietário ou representante legal retorne à ligação.</w:t>
+      </w:r>
+    </w:p>
+    <w:p>
+      <w:pPr>
+        <w:rPr/>
+      </w:pPr>
+      <w:r>
+        <w:rPr>
+          <w:rtl w:val="0"/>
+        </w:rPr>
+      </w:r>
+    </w:p>
+    <w:p>
+      <w:pPr>
+        <w:rPr/>
+      </w:pPr>
+      <w:r>
+        <w:rPr>
+          <w:b w:val="1"/>
+          <w:bCs w:val="1"/>
+          <w:rtl w:val="0"/>
+        </w:rPr>
+        <w:t xml:space="preserve">Finalize o atendimento com a tabulação:</w:t>
+      </w:r>
+      <w:r>
+        <w:rPr>
+          <w:rtl w:val="0"/>
+        </w:rPr>
+        <w:t xml:space="preserve"> </w:t>
       </w:r>
     </w:p>
     <w:p>
       <w:pPr>
         <w:numPr>
           <w:ilvl w:val="0"/>
-          <w:numId w:val="3"/>
+          <w:numId w:val="7"/>
         </w:numPr>
         <w:ind w:left="720" w:hanging="360"/>
       </w:pPr>
@@ -693,166 +994,6 @@
         <w:rPr>
           <w:rtl w:val="0"/>
         </w:rPr>
-        <w:t xml:space="preserve">Não posso informar o motivo do contato sem antes a confirmação de dados, que é para sua segurança, para proteger suas informações e para que o assunto não seja informado à terceiros, por isso que a confirmação de dados não é CPF completo.</w:t>
-      </w:r>
-    </w:p>
-    <w:p>
-      <w:pPr>
-        <w:rPr/>
-      </w:pPr>
-      <w:r>
-        <w:rPr>
-          <w:rtl w:val="0"/>
-        </w:rPr>
-      </w:r>
-    </w:p>
-    <w:p>
-      <w:pPr>
-        <w:numPr>
-          <w:ilvl w:val="0"/>
-          <w:numId w:val="1"/>
-        </w:numPr>
-        <w:ind w:left="720" w:hanging="360"/>
-      </w:pPr>
-      <w:r>
-        <w:rPr>
-          <w:rtl w:val="0"/>
-        </w:rPr>
-        <w:t xml:space="preserve">Somos uma empresa autorizada pela CAIXA para entrar em contato, vejo em tela todas as informações, porém por segurança, utilizo essa abordagem falando os primeiros números para que você complete o restante, prezando pelo seu sigilo. Você pode consultar no site da CAIXA que somos uma empresa autorizada por ela, é só acessar www.caixa.gov.br/negociar e verificar o nome da ROVERI e retornar à ligação.</w:t>
-      </w:r>
-    </w:p>
-    <w:p>
-      <w:pPr>
-        <w:rPr/>
-      </w:pPr>
-      <w:r>
-        <w:rPr>
-          <w:rtl w:val="0"/>
-        </w:rPr>
-      </w:r>
-    </w:p>
-    <w:p>
-      <w:pPr>
-        <w:rPr/>
-      </w:pPr>
-      <w:r>
-        <w:rPr>
-          <w:rtl w:val="0"/>
-        </w:rPr>
-      </w:r>
-    </w:p>
-    <w:p>
-      <w:pPr>
-        <w:jc w:val="center"/>
-        <w:rPr>
-          <w:b w:val="1"/>
-          <w:bCs w:val="1"/>
-        </w:rPr>
-      </w:pPr>
-      <w:r>
-        <w:rPr>
-          <w:b w:val="1"/>
-          <w:bCs w:val="1"/>
-          <w:rtl w:val="0"/>
-        </w:rPr>
-        <w:t xml:space="preserve">Orientações:</w:t>
-      </w:r>
-    </w:p>
-    <w:p>
-      <w:pPr>
-        <w:rPr/>
-      </w:pPr>
-      <w:r>
-        <w:rPr>
-          <w:rtl w:val="0"/>
-        </w:rPr>
-      </w:r>
-    </w:p>
-    <w:p>
-      <w:pPr>
-        <w:rPr/>
-      </w:pPr>
-      <w:r>
-        <w:rPr>
-          <w:b w:val="1"/>
-          <w:bCs w:val="1"/>
-          <w:rtl w:val="0"/>
-        </w:rPr>
-        <w:t xml:space="preserve">Pessoa Física: </w:t>
-      </w:r>
-      <w:r>
-        <w:rPr>
-          <w:rtl w:val="0"/>
-        </w:rPr>
-        <w:t xml:space="preserve">Caso o acionamento seja feito na tentativa de localizar o 2o titular, avalista, fiador ou coobrigado, se as informações constarem em sistema, considerar o atendimento como CPC;</w:t>
-      </w:r>
-    </w:p>
-    <w:p>
-      <w:pPr>
-        <w:rPr/>
-      </w:pPr>
-      <w:r>
-        <w:rPr>
-          <w:rtl w:val="0"/>
-        </w:rPr>
-      </w:r>
-    </w:p>
-    <w:p>
-      <w:pPr>
-        <w:rPr/>
-      </w:pPr>
-      <w:r>
-        <w:rPr>
-          <w:b w:val="1"/>
-          <w:bCs w:val="1"/>
-          <w:rtl w:val="0"/>
-        </w:rPr>
-        <w:t xml:space="preserve">Pessoa Jurídica:</w:t>
-      </w:r>
-      <w:r>
-        <w:rPr>
-          <w:rtl w:val="0"/>
-        </w:rPr>
-        <w:t xml:space="preserve"> Deverá perguntar se quem está falando é o representante da empresa, anotar o nome completo e inserir no campo observações, confirmar o CNPJ e proceder com o atendimento. Caso o nome informado seja diferente do nome disponibilizado no CRM, informar que não está autorizado a repassar informações dos clientes a terceiros e solicitar que o sócio, proprietário ou representante legal retorne à ligação.</w:t>
-      </w:r>
-    </w:p>
-    <w:p>
-      <w:pPr>
-        <w:rPr/>
-      </w:pPr>
-      <w:r>
-        <w:rPr>
-          <w:rtl w:val="0"/>
-        </w:rPr>
-      </w:r>
-    </w:p>
-    <w:p>
-      <w:pPr>
-        <w:rPr/>
-      </w:pPr>
-      <w:r>
-        <w:rPr>
-          <w:b w:val="1"/>
-          <w:bCs w:val="1"/>
-          <w:rtl w:val="0"/>
-        </w:rPr>
-        <w:t xml:space="preserve">Finalize o atendimento com a tabulação:</w:t>
-      </w:r>
-      <w:r>
-        <w:rPr>
-          <w:rtl w:val="0"/>
-        </w:rPr>
-        <w:t xml:space="preserve"> </w:t>
-      </w:r>
-    </w:p>
-    <w:p>
-      <w:pPr>
-        <w:rPr/>
-      </w:pPr>
-      <w:r>
-        <w:rPr>
-          <w:rtl w:val="0"/>
-        </w:rPr>
         <w:t xml:space="preserve">Pessoa não confirma os dados</w:t>
       </w:r>
     </w:p>
@@ -900,6 +1041,7 @@
       </w:r>
     </w:p>
     <w:sectPr>
+      <w:footerReference r:id="rId6" w:type="default"/>
       <w:type w:val="nextPage"/>
       <w:pgSz w:h="16834" w:w="11909" w:orient="portrait"/>
       <w:pgMar w:bottom="1440" w:top="1440" w:left="1440" w:right="1440" w:header="720" w:footer="720"/>
@@ -909,6 +1051,21 @@
 </w:document>
 </file>
 
+<file path=word/footer1.xml><?xml version="1.0" encoding="utf-8"?>
+<w:ftr xmlns:mc="http://schemas.openxmlformats.org/markup-compatibility/2006" xmlns:o="urn:schemas-microsoft-com:office:office" xmlns:r="http://schemas.openxmlformats.org/officeDocument/2006/relationships" xmlns:m="http://schemas.openxmlformats.org/officeDocument/2006/math" xmlns:v="urn:schemas-microsoft-com:vml" xmlns:wp="http://schemas.openxmlformats.org/drawingml/2006/wordprocessingDrawing" xmlns:w10="urn:schemas-microsoft-com:office:word" xmlns:w="http://schemas.openxmlformats.org/wordprocessingml/2006/main" xmlns:wne="http://schemas.microsoft.com/office/word/2006/wordml" xmlns:sl="http://schemas.openxmlformats.org/schemaLibrary/2006/main" xmlns:a="http://schemas.openxmlformats.org/drawingml/2006/main" xmlns:pic="http://schemas.openxmlformats.org/drawingml/2006/picture" xmlns:c="http://schemas.openxmlformats.org/drawingml/2006/chart" xmlns:lc="http://schemas.openxmlformats.org/drawingml/2006/lockedCanvas" xmlns:dgm="http://schemas.openxmlformats.org/drawingml/2006/diagram" xmlns:wps="http://schemas.microsoft.com/office/word/2010/wordprocessingShape" xmlns:wpg="http://schemas.microsoft.com/office/word/2010/wordprocessingGroup" xmlns:w14="http://schemas.microsoft.com/office/word/2010/wordml" xmlns:w15="http://schemas.microsoft.com/office/word/2012/wordml" xmlns:w16="http://schemas.microsoft.com/office/word/2018/wordml" xmlns:w16cex="http://schemas.microsoft.com/office/word/2018/wordml/cex" xmlns:w16cid="http://schemas.microsoft.com/office/word/2016/wordml/cid" xmlns="http://schemas.microsoft.com/office/tasks/2019/documenttasks" xmlns:cr="http://schemas.microsoft.com/office/comments/2020/reactions">
+  <w:p>
+    <w:pPr>
+      <w:rPr/>
+    </w:pPr>
+    <w:r>
+      <w:rPr>
+        <w:rtl w:val="0"/>
+      </w:rPr>
+    </w:r>
+  </w:p>
+</w:ftr>
+</file>
+
 <file path=word/numbering.xml><?xml version="1.0" encoding="utf-8"?>
 <w:numbering xmlns:mc="http://schemas.openxmlformats.org/markup-compatibility/2006" xmlns:o="urn:schemas-microsoft-com:office:office" xmlns:r="http://schemas.openxmlformats.org/officeDocument/2006/relationships" xmlns:m="http://schemas.openxmlformats.org/officeDocument/2006/math" xmlns:v="urn:schemas-microsoft-com:vml" xmlns:wp="http://schemas.openxmlformats.org/drawingml/2006/wordprocessingDrawing" xmlns:w10="urn:schemas-microsoft-com:office:word" xmlns:w="http://schemas.openxmlformats.org/wordprocessingml/2006/main" xmlns:wne="http://schemas.microsoft.com/office/word/2006/wordml" xmlns:sl="http://schemas.openxmlformats.org/schemaLibrary/2006/main" xmlns:a="http://schemas.openxmlformats.org/drawingml/2006/main" xmlns:pic="http://schemas.openxmlformats.org/drawingml/2006/picture" xmlns:c="http://schemas.openxmlformats.org/drawingml/2006/chart" xmlns:lc="http://schemas.openxmlformats.org/drawingml/2006/lockedCanvas" xmlns:dgm="http://schemas.openxmlformats.org/drawingml/2006/diagram" xmlns:wps="http://schemas.microsoft.com/office/word/2010/wordprocessingShape" xmlns:wpg="http://schemas.microsoft.com/office/word/2010/wordprocessingGroup" xmlns:w14="http://schemas.microsoft.com/office/word/2010/wordml" xmlns:w15="http://schemas.microsoft.com/office/word/2012/wordml" xmlns:w16="http://schemas.microsoft.com/office/word/2018/wordml" xmlns:w16cex="http://schemas.microsoft.com/office/word/2018/wordml/cex" xmlns:w16cid="http://schemas.microsoft.com/office/word/2016/wordml/cid" xmlns="http://schemas.microsoft.com/office/tasks/2019/documenttasks" xmlns:cr="http://schemas.microsoft.com/office/comments/2020/reactions">
   <w:abstractNum w:abstractNumId="1">
@@ -1132,6 +1289,1216 @@
     </w:lvl>
   </w:abstractNum>
   <w:abstractNum w:abstractNumId="3">
+    <w:lvl w:ilvl="0">
+      <w:start w:val="1"/>
+      <w:numFmt w:val="bullet"/>
+      <w:lvlText w:val="●"/>
+      <w:lvlJc w:val="left"/>
+      <w:pPr>
+        <w:ind w:left="720" w:hanging="360"/>
+      </w:pPr>
+      <w:rPr>
+        <w:u w:val="none"/>
+      </w:rPr>
+    </w:lvl>
+    <w:lvl w:ilvl="1">
+      <w:start w:val="1"/>
+      <w:numFmt w:val="bullet"/>
+      <w:lvlText w:val="○"/>
+      <w:lvlJc w:val="left"/>
+      <w:pPr>
+        <w:ind w:left="1440" w:hanging="360"/>
+      </w:pPr>
+      <w:rPr>
+        <w:u w:val="none"/>
+      </w:rPr>
+    </w:lvl>
+    <w:lvl w:ilvl="2">
+      <w:start w:val="1"/>
+      <w:numFmt w:val="bullet"/>
+      <w:lvlText w:val="■"/>
+      <w:lvlJc w:val="left"/>
+      <w:pPr>
+        <w:ind w:left="2160" w:hanging="360"/>
+      </w:pPr>
+      <w:rPr>
+        <w:u w:val="none"/>
+      </w:rPr>
+    </w:lvl>
+    <w:lvl w:ilvl="3">
+      <w:start w:val="1"/>
+      <w:numFmt w:val="bullet"/>
+      <w:lvlText w:val="●"/>
+      <w:lvlJc w:val="left"/>
+      <w:pPr>
+        <w:ind w:left="2880" w:hanging="360"/>
+      </w:pPr>
+      <w:rPr>
+        <w:u w:val="none"/>
+      </w:rPr>
+    </w:lvl>
+    <w:lvl w:ilvl="4">
+      <w:start w:val="1"/>
+      <w:numFmt w:val="bullet"/>
+      <w:lvlText w:val="○"/>
+      <w:lvlJc w:val="left"/>
+      <w:pPr>
+        <w:ind w:left="3600" w:hanging="360"/>
+      </w:pPr>
+      <w:rPr>
+        <w:u w:val="none"/>
+      </w:rPr>
+    </w:lvl>
+    <w:lvl w:ilvl="5">
+      <w:start w:val="1"/>
+      <w:numFmt w:val="bullet"/>
+      <w:lvlText w:val="■"/>
+      <w:lvlJc w:val="left"/>
+      <w:pPr>
+        <w:ind w:left="4320" w:hanging="360"/>
+      </w:pPr>
+      <w:rPr>
+        <w:u w:val="none"/>
+      </w:rPr>
+    </w:lvl>
+    <w:lvl w:ilvl="6">
+      <w:start w:val="1"/>
+      <w:numFmt w:val="bullet"/>
+      <w:lvlText w:val="●"/>
+      <w:lvlJc w:val="left"/>
+      <w:pPr>
+        <w:ind w:left="5040" w:hanging="360"/>
+      </w:pPr>
+      <w:rPr>
+        <w:u w:val="none"/>
+      </w:rPr>
+    </w:lvl>
+    <w:lvl w:ilvl="7">
+      <w:start w:val="1"/>
+      <w:numFmt w:val="bullet"/>
+      <w:lvlText w:val="○"/>
+      <w:lvlJc w:val="left"/>
+      <w:pPr>
+        <w:ind w:left="5760" w:hanging="360"/>
+      </w:pPr>
+      <w:rPr>
+        <w:u w:val="none"/>
+      </w:rPr>
+    </w:lvl>
+    <w:lvl w:ilvl="8">
+      <w:start w:val="1"/>
+      <w:numFmt w:val="bullet"/>
+      <w:lvlText w:val="■"/>
+      <w:lvlJc w:val="left"/>
+      <w:pPr>
+        <w:ind w:left="6480" w:hanging="360"/>
+      </w:pPr>
+      <w:rPr>
+        <w:u w:val="none"/>
+      </w:rPr>
+    </w:lvl>
+  </w:abstractNum>
+  <w:abstractNum w:abstractNumId="4">
+    <w:lvl w:ilvl="0">
+      <w:start w:val="1"/>
+      <w:numFmt w:val="bullet"/>
+      <w:lvlText w:val="●"/>
+      <w:lvlJc w:val="left"/>
+      <w:pPr>
+        <w:ind w:left="720" w:hanging="360"/>
+      </w:pPr>
+      <w:rPr>
+        <w:u w:val="none"/>
+      </w:rPr>
+    </w:lvl>
+    <w:lvl w:ilvl="1">
+      <w:start w:val="1"/>
+      <w:numFmt w:val="bullet"/>
+      <w:lvlText w:val="○"/>
+      <w:lvlJc w:val="left"/>
+      <w:pPr>
+        <w:ind w:left="1440" w:hanging="360"/>
+      </w:pPr>
+      <w:rPr>
+        <w:u w:val="none"/>
+      </w:rPr>
+    </w:lvl>
+    <w:lvl w:ilvl="2">
+      <w:start w:val="1"/>
+      <w:numFmt w:val="bullet"/>
+      <w:lvlText w:val="■"/>
+      <w:lvlJc w:val="left"/>
+      <w:pPr>
+        <w:ind w:left="2160" w:hanging="360"/>
+      </w:pPr>
+      <w:rPr>
+        <w:u w:val="none"/>
+      </w:rPr>
+    </w:lvl>
+    <w:lvl w:ilvl="3">
+      <w:start w:val="1"/>
+      <w:numFmt w:val="bullet"/>
+      <w:lvlText w:val="●"/>
+      <w:lvlJc w:val="left"/>
+      <w:pPr>
+        <w:ind w:left="2880" w:hanging="360"/>
+      </w:pPr>
+      <w:rPr>
+        <w:u w:val="none"/>
+      </w:rPr>
+    </w:lvl>
+    <w:lvl w:ilvl="4">
+      <w:start w:val="1"/>
+      <w:numFmt w:val="bullet"/>
+      <w:lvlText w:val="○"/>
+      <w:lvlJc w:val="left"/>
+      <w:pPr>
+        <w:ind w:left="3600" w:hanging="360"/>
+      </w:pPr>
+      <w:rPr>
+        <w:u w:val="none"/>
+      </w:rPr>
+    </w:lvl>
+    <w:lvl w:ilvl="5">
+      <w:start w:val="1"/>
+      <w:numFmt w:val="bullet"/>
+      <w:lvlText w:val="■"/>
+      <w:lvlJc w:val="left"/>
+      <w:pPr>
+        <w:ind w:left="4320" w:hanging="360"/>
+      </w:pPr>
+      <w:rPr>
+        <w:u w:val="none"/>
+      </w:rPr>
+    </w:lvl>
+    <w:lvl w:ilvl="6">
+      <w:start w:val="1"/>
+      <w:numFmt w:val="bullet"/>
+      <w:lvlText w:val="●"/>
+      <w:lvlJc w:val="left"/>
+      <w:pPr>
+        <w:ind w:left="5040" w:hanging="360"/>
+      </w:pPr>
+      <w:rPr>
+        <w:u w:val="none"/>
+      </w:rPr>
+    </w:lvl>
+    <w:lvl w:ilvl="7">
+      <w:start w:val="1"/>
+      <w:numFmt w:val="bullet"/>
+      <w:lvlText w:val="○"/>
+      <w:lvlJc w:val="left"/>
+      <w:pPr>
+        <w:ind w:left="5760" w:hanging="360"/>
+      </w:pPr>
+      <w:rPr>
+        <w:u w:val="none"/>
+      </w:rPr>
+    </w:lvl>
+    <w:lvl w:ilvl="8">
+      <w:start w:val="1"/>
+      <w:numFmt w:val="bullet"/>
+      <w:lvlText w:val="■"/>
+      <w:lvlJc w:val="left"/>
+      <w:pPr>
+        <w:ind w:left="6480" w:hanging="360"/>
+      </w:pPr>
+      <w:rPr>
+        <w:u w:val="none"/>
+      </w:rPr>
+    </w:lvl>
+  </w:abstractNum>
+  <w:abstractNum w:abstractNumId="5">
+    <w:lvl w:ilvl="0">
+      <w:start w:val="1"/>
+      <w:numFmt w:val="bullet"/>
+      <w:lvlText w:val="●"/>
+      <w:lvlJc w:val="left"/>
+      <w:pPr>
+        <w:ind w:left="720" w:hanging="360"/>
+      </w:pPr>
+      <w:rPr>
+        <w:u w:val="none"/>
+      </w:rPr>
+    </w:lvl>
+    <w:lvl w:ilvl="1">
+      <w:start w:val="1"/>
+      <w:numFmt w:val="bullet"/>
+      <w:lvlText w:val="○"/>
+      <w:lvlJc w:val="left"/>
+      <w:pPr>
+        <w:ind w:left="1440" w:hanging="360"/>
+      </w:pPr>
+      <w:rPr>
+        <w:u w:val="none"/>
+      </w:rPr>
+    </w:lvl>
+    <w:lvl w:ilvl="2">
+      <w:start w:val="1"/>
+      <w:numFmt w:val="bullet"/>
+      <w:lvlText w:val="■"/>
+      <w:lvlJc w:val="left"/>
+      <w:pPr>
+        <w:ind w:left="2160" w:hanging="360"/>
+      </w:pPr>
+      <w:rPr>
+        <w:u w:val="none"/>
+      </w:rPr>
+    </w:lvl>
+    <w:lvl w:ilvl="3">
+      <w:start w:val="1"/>
+      <w:numFmt w:val="bullet"/>
+      <w:lvlText w:val="●"/>
+      <w:lvlJc w:val="left"/>
+      <w:pPr>
+        <w:ind w:left="2880" w:hanging="360"/>
+      </w:pPr>
+      <w:rPr>
+        <w:u w:val="none"/>
+      </w:rPr>
+    </w:lvl>
+    <w:lvl w:ilvl="4">
+      <w:start w:val="1"/>
+      <w:numFmt w:val="bullet"/>
+      <w:lvlText w:val="○"/>
+      <w:lvlJc w:val="left"/>
+      <w:pPr>
+        <w:ind w:left="3600" w:hanging="360"/>
+      </w:pPr>
+      <w:rPr>
+        <w:u w:val="none"/>
+      </w:rPr>
+    </w:lvl>
+    <w:lvl w:ilvl="5">
+      <w:start w:val="1"/>
+      <w:numFmt w:val="bullet"/>
+      <w:lvlText w:val="■"/>
+      <w:lvlJc w:val="left"/>
+      <w:pPr>
+        <w:ind w:left="4320" w:hanging="360"/>
+      </w:pPr>
+      <w:rPr>
+        <w:u w:val="none"/>
+      </w:rPr>
+    </w:lvl>
+    <w:lvl w:ilvl="6">
+      <w:start w:val="1"/>
+      <w:numFmt w:val="bullet"/>
+      <w:lvlText w:val="●"/>
+      <w:lvlJc w:val="left"/>
+      <w:pPr>
+        <w:ind w:left="5040" w:hanging="360"/>
+      </w:pPr>
+      <w:rPr>
+        <w:u w:val="none"/>
+      </w:rPr>
+    </w:lvl>
+    <w:lvl w:ilvl="7">
+      <w:start w:val="1"/>
+      <w:numFmt w:val="bullet"/>
+      <w:lvlText w:val="○"/>
+      <w:lvlJc w:val="left"/>
+      <w:pPr>
+        <w:ind w:left="5760" w:hanging="360"/>
+      </w:pPr>
+      <w:rPr>
+        <w:u w:val="none"/>
+      </w:rPr>
+    </w:lvl>
+    <w:lvl w:ilvl="8">
+      <w:start w:val="1"/>
+      <w:numFmt w:val="bullet"/>
+      <w:lvlText w:val="■"/>
+      <w:lvlJc w:val="left"/>
+      <w:pPr>
+        <w:ind w:left="6480" w:hanging="360"/>
+      </w:pPr>
+      <w:rPr>
+        <w:u w:val="none"/>
+      </w:rPr>
+    </w:lvl>
+  </w:abstractNum>
+  <w:abstractNum w:abstractNumId="6">
+    <w:lvl w:ilvl="0">
+      <w:start w:val="1"/>
+      <w:numFmt w:val="bullet"/>
+      <w:lvlText w:val="●"/>
+      <w:lvlJc w:val="left"/>
+      <w:pPr>
+        <w:ind w:left="720" w:hanging="360"/>
+      </w:pPr>
+      <w:rPr>
+        <w:u w:val="none"/>
+      </w:rPr>
+    </w:lvl>
+    <w:lvl w:ilvl="1">
+      <w:start w:val="1"/>
+      <w:numFmt w:val="bullet"/>
+      <w:lvlText w:val="○"/>
+      <w:lvlJc w:val="left"/>
+      <w:pPr>
+        <w:ind w:left="1440" w:hanging="360"/>
+      </w:pPr>
+      <w:rPr>
+        <w:u w:val="none"/>
+      </w:rPr>
+    </w:lvl>
+    <w:lvl w:ilvl="2">
+      <w:start w:val="1"/>
+      <w:numFmt w:val="bullet"/>
+      <w:lvlText w:val="■"/>
+      <w:lvlJc w:val="left"/>
+      <w:pPr>
+        <w:ind w:left="2160" w:hanging="360"/>
+      </w:pPr>
+      <w:rPr>
+        <w:u w:val="none"/>
+      </w:rPr>
+    </w:lvl>
+    <w:lvl w:ilvl="3">
+      <w:start w:val="1"/>
+      <w:numFmt w:val="bullet"/>
+      <w:lvlText w:val="●"/>
+      <w:lvlJc w:val="left"/>
+      <w:pPr>
+        <w:ind w:left="2880" w:hanging="360"/>
+      </w:pPr>
+      <w:rPr>
+        <w:u w:val="none"/>
+      </w:rPr>
+    </w:lvl>
+    <w:lvl w:ilvl="4">
+      <w:start w:val="1"/>
+      <w:numFmt w:val="bullet"/>
+      <w:lvlText w:val="○"/>
+      <w:lvlJc w:val="left"/>
+      <w:pPr>
+        <w:ind w:left="3600" w:hanging="360"/>
+      </w:pPr>
+      <w:rPr>
+        <w:u w:val="none"/>
+      </w:rPr>
+    </w:lvl>
+    <w:lvl w:ilvl="5">
+      <w:start w:val="1"/>
+      <w:numFmt w:val="bullet"/>
+      <w:lvlText w:val="■"/>
+      <w:lvlJc w:val="left"/>
+      <w:pPr>
+        <w:ind w:left="4320" w:hanging="360"/>
+      </w:pPr>
+      <w:rPr>
+        <w:u w:val="none"/>
+      </w:rPr>
+    </w:lvl>
+    <w:lvl w:ilvl="6">
+      <w:start w:val="1"/>
+      <w:numFmt w:val="bullet"/>
+      <w:lvlText w:val="●"/>
+      <w:lvlJc w:val="left"/>
+      <w:pPr>
+        <w:ind w:left="5040" w:hanging="360"/>
+      </w:pPr>
+      <w:rPr>
+        <w:u w:val="none"/>
+      </w:rPr>
+    </w:lvl>
+    <w:lvl w:ilvl="7">
+      <w:start w:val="1"/>
+      <w:numFmt w:val="bullet"/>
+      <w:lvlText w:val="○"/>
+      <w:lvlJc w:val="left"/>
+      <w:pPr>
+        <w:ind w:left="5760" w:hanging="360"/>
+      </w:pPr>
+      <w:rPr>
+        <w:u w:val="none"/>
+      </w:rPr>
+    </w:lvl>
+    <w:lvl w:ilvl="8">
+      <w:start w:val="1"/>
+      <w:numFmt w:val="bullet"/>
+      <w:lvlText w:val="■"/>
+      <w:lvlJc w:val="left"/>
+      <w:pPr>
+        <w:ind w:left="6480" w:hanging="360"/>
+      </w:pPr>
+      <w:rPr>
+        <w:u w:val="none"/>
+      </w:rPr>
+    </w:lvl>
+  </w:abstractNum>
+  <w:abstractNum w:abstractNumId="7">
+    <w:lvl w:ilvl="0">
+      <w:start w:val="1"/>
+      <w:numFmt w:val="bullet"/>
+      <w:lvlText w:val="●"/>
+      <w:lvlJc w:val="left"/>
+      <w:pPr>
+        <w:ind w:left="720" w:hanging="360"/>
+      </w:pPr>
+      <w:rPr>
+        <w:u w:val="none"/>
+      </w:rPr>
+    </w:lvl>
+    <w:lvl w:ilvl="1">
+      <w:start w:val="1"/>
+      <w:numFmt w:val="bullet"/>
+      <w:lvlText w:val="○"/>
+      <w:lvlJc w:val="left"/>
+      <w:pPr>
+        <w:ind w:left="1440" w:hanging="360"/>
+      </w:pPr>
+      <w:rPr>
+        <w:u w:val="none"/>
+      </w:rPr>
+    </w:lvl>
+    <w:lvl w:ilvl="2">
+      <w:start w:val="1"/>
+      <w:numFmt w:val="bullet"/>
+      <w:lvlText w:val="■"/>
+      <w:lvlJc w:val="left"/>
+      <w:pPr>
+        <w:ind w:left="2160" w:hanging="360"/>
+      </w:pPr>
+      <w:rPr>
+        <w:u w:val="none"/>
+      </w:rPr>
+    </w:lvl>
+    <w:lvl w:ilvl="3">
+      <w:start w:val="1"/>
+      <w:numFmt w:val="bullet"/>
+      <w:lvlText w:val="●"/>
+      <w:lvlJc w:val="left"/>
+      <w:pPr>
+        <w:ind w:left="2880" w:hanging="360"/>
+      </w:pPr>
+      <w:rPr>
+        <w:u w:val="none"/>
+      </w:rPr>
+    </w:lvl>
+    <w:lvl w:ilvl="4">
+      <w:start w:val="1"/>
+      <w:numFmt w:val="bullet"/>
+      <w:lvlText w:val="○"/>
+      <w:lvlJc w:val="left"/>
+      <w:pPr>
+        <w:ind w:left="3600" w:hanging="360"/>
+      </w:pPr>
+      <w:rPr>
+        <w:u w:val="none"/>
+      </w:rPr>
+    </w:lvl>
+    <w:lvl w:ilvl="5">
+      <w:start w:val="1"/>
+      <w:numFmt w:val="bullet"/>
+      <w:lvlText w:val="■"/>
+      <w:lvlJc w:val="left"/>
+      <w:pPr>
+        <w:ind w:left="4320" w:hanging="360"/>
+      </w:pPr>
+      <w:rPr>
+        <w:u w:val="none"/>
+      </w:rPr>
+    </w:lvl>
+    <w:lvl w:ilvl="6">
+      <w:start w:val="1"/>
+      <w:numFmt w:val="bullet"/>
+      <w:lvlText w:val="●"/>
+      <w:lvlJc w:val="left"/>
+      <w:pPr>
+        <w:ind w:left="5040" w:hanging="360"/>
+      </w:pPr>
+      <w:rPr>
+        <w:u w:val="none"/>
+      </w:rPr>
+    </w:lvl>
+    <w:lvl w:ilvl="7">
+      <w:start w:val="1"/>
+      <w:numFmt w:val="bullet"/>
+      <w:lvlText w:val="○"/>
+      <w:lvlJc w:val="left"/>
+      <w:pPr>
+        <w:ind w:left="5760" w:hanging="360"/>
+      </w:pPr>
+      <w:rPr>
+        <w:u w:val="none"/>
+      </w:rPr>
+    </w:lvl>
+    <w:lvl w:ilvl="8">
+      <w:start w:val="1"/>
+      <w:numFmt w:val="bullet"/>
+      <w:lvlText w:val="■"/>
+      <w:lvlJc w:val="left"/>
+      <w:pPr>
+        <w:ind w:left="6480" w:hanging="360"/>
+      </w:pPr>
+      <w:rPr>
+        <w:u w:val="none"/>
+      </w:rPr>
+    </w:lvl>
+  </w:abstractNum>
+  <w:abstractNum w:abstractNumId="8">
+    <w:lvl w:ilvl="0">
+      <w:start w:val="1"/>
+      <w:numFmt w:val="bullet"/>
+      <w:lvlText w:val="●"/>
+      <w:lvlJc w:val="left"/>
+      <w:pPr>
+        <w:ind w:left="720" w:hanging="360"/>
+      </w:pPr>
+      <w:rPr>
+        <w:u w:val="none"/>
+      </w:rPr>
+    </w:lvl>
+    <w:lvl w:ilvl="1">
+      <w:start w:val="1"/>
+      <w:numFmt w:val="bullet"/>
+      <w:lvlText w:val="○"/>
+      <w:lvlJc w:val="left"/>
+      <w:pPr>
+        <w:ind w:left="1440" w:hanging="360"/>
+      </w:pPr>
+      <w:rPr>
+        <w:u w:val="none"/>
+      </w:rPr>
+    </w:lvl>
+    <w:lvl w:ilvl="2">
+      <w:start w:val="1"/>
+      <w:numFmt w:val="bullet"/>
+      <w:lvlText w:val="■"/>
+      <w:lvlJc w:val="left"/>
+      <w:pPr>
+        <w:ind w:left="2160" w:hanging="360"/>
+      </w:pPr>
+      <w:rPr>
+        <w:u w:val="none"/>
+      </w:rPr>
+    </w:lvl>
+    <w:lvl w:ilvl="3">
+      <w:start w:val="1"/>
+      <w:numFmt w:val="bullet"/>
+      <w:lvlText w:val="●"/>
+      <w:lvlJc w:val="left"/>
+      <w:pPr>
+        <w:ind w:left="2880" w:hanging="360"/>
+      </w:pPr>
+      <w:rPr>
+        <w:u w:val="none"/>
+      </w:rPr>
+    </w:lvl>
+    <w:lvl w:ilvl="4">
+      <w:start w:val="1"/>
+      <w:numFmt w:val="bullet"/>
+      <w:lvlText w:val="○"/>
+      <w:lvlJc w:val="left"/>
+      <w:pPr>
+        <w:ind w:left="3600" w:hanging="360"/>
+      </w:pPr>
+      <w:rPr>
+        <w:u w:val="none"/>
+      </w:rPr>
+    </w:lvl>
+    <w:lvl w:ilvl="5">
+      <w:start w:val="1"/>
+      <w:numFmt w:val="bullet"/>
+      <w:lvlText w:val="■"/>
+      <w:lvlJc w:val="left"/>
+      <w:pPr>
+        <w:ind w:left="4320" w:hanging="360"/>
+      </w:pPr>
+      <w:rPr>
+        <w:u w:val="none"/>
+      </w:rPr>
+    </w:lvl>
+    <w:lvl w:ilvl="6">
+      <w:start w:val="1"/>
+      <w:numFmt w:val="bullet"/>
+      <w:lvlText w:val="●"/>
+      <w:lvlJc w:val="left"/>
+      <w:pPr>
+        <w:ind w:left="5040" w:hanging="360"/>
+      </w:pPr>
+      <w:rPr>
+        <w:u w:val="none"/>
+      </w:rPr>
+    </w:lvl>
+    <w:lvl w:ilvl="7">
+      <w:start w:val="1"/>
+      <w:numFmt w:val="bullet"/>
+      <w:lvlText w:val="○"/>
+      <w:lvlJc w:val="left"/>
+      <w:pPr>
+        <w:ind w:left="5760" w:hanging="360"/>
+      </w:pPr>
+      <w:rPr>
+        <w:u w:val="none"/>
+      </w:rPr>
+    </w:lvl>
+    <w:lvl w:ilvl="8">
+      <w:start w:val="1"/>
+      <w:numFmt w:val="bullet"/>
+      <w:lvlText w:val="■"/>
+      <w:lvlJc w:val="left"/>
+      <w:pPr>
+        <w:ind w:left="6480" w:hanging="360"/>
+      </w:pPr>
+      <w:rPr>
+        <w:u w:val="none"/>
+      </w:rPr>
+    </w:lvl>
+  </w:abstractNum>
+  <w:abstractNum w:abstractNumId="9">
+    <w:lvl w:ilvl="0">
+      <w:start w:val="1"/>
+      <w:numFmt w:val="bullet"/>
+      <w:lvlText w:val="●"/>
+      <w:lvlJc w:val="left"/>
+      <w:pPr>
+        <w:ind w:left="720" w:hanging="360"/>
+      </w:pPr>
+      <w:rPr>
+        <w:u w:val="none"/>
+      </w:rPr>
+    </w:lvl>
+    <w:lvl w:ilvl="1">
+      <w:start w:val="1"/>
+      <w:numFmt w:val="bullet"/>
+      <w:lvlText w:val="○"/>
+      <w:lvlJc w:val="left"/>
+      <w:pPr>
+        <w:ind w:left="1440" w:hanging="360"/>
+      </w:pPr>
+      <w:rPr>
+        <w:u w:val="none"/>
+      </w:rPr>
+    </w:lvl>
+    <w:lvl w:ilvl="2">
+      <w:start w:val="1"/>
+      <w:numFmt w:val="bullet"/>
+      <w:lvlText w:val="■"/>
+      <w:lvlJc w:val="left"/>
+      <w:pPr>
+        <w:ind w:left="2160" w:hanging="360"/>
+      </w:pPr>
+      <w:rPr>
+        <w:u w:val="none"/>
+      </w:rPr>
+    </w:lvl>
+    <w:lvl w:ilvl="3">
+      <w:start w:val="1"/>
+      <w:numFmt w:val="bullet"/>
+      <w:lvlText w:val="●"/>
+      <w:lvlJc w:val="left"/>
+      <w:pPr>
+        <w:ind w:left="2880" w:hanging="360"/>
+      </w:pPr>
+      <w:rPr>
+        <w:u w:val="none"/>
+      </w:rPr>
+    </w:lvl>
+    <w:lvl w:ilvl="4">
+      <w:start w:val="1"/>
+      <w:numFmt w:val="bullet"/>
+      <w:lvlText w:val="○"/>
+      <w:lvlJc w:val="left"/>
+      <w:pPr>
+        <w:ind w:left="3600" w:hanging="360"/>
+      </w:pPr>
+      <w:rPr>
+        <w:u w:val="none"/>
+      </w:rPr>
+    </w:lvl>
+    <w:lvl w:ilvl="5">
+      <w:start w:val="1"/>
+      <w:numFmt w:val="bullet"/>
+      <w:lvlText w:val="■"/>
+      <w:lvlJc w:val="left"/>
+      <w:pPr>
+        <w:ind w:left="4320" w:hanging="360"/>
+      </w:pPr>
+      <w:rPr>
+        <w:u w:val="none"/>
+      </w:rPr>
+    </w:lvl>
+    <w:lvl w:ilvl="6">
+      <w:start w:val="1"/>
+      <w:numFmt w:val="bullet"/>
+      <w:lvlText w:val="●"/>
+      <w:lvlJc w:val="left"/>
+      <w:pPr>
+        <w:ind w:left="5040" w:hanging="360"/>
+      </w:pPr>
+      <w:rPr>
+        <w:u w:val="none"/>
+      </w:rPr>
+    </w:lvl>
+    <w:lvl w:ilvl="7">
+      <w:start w:val="1"/>
+      <w:numFmt w:val="bullet"/>
+      <w:lvlText w:val="○"/>
+      <w:lvlJc w:val="left"/>
+      <w:pPr>
+        <w:ind w:left="5760" w:hanging="360"/>
+      </w:pPr>
+      <w:rPr>
+        <w:u w:val="none"/>
+      </w:rPr>
+    </w:lvl>
+    <w:lvl w:ilvl="8">
+      <w:start w:val="1"/>
+      <w:numFmt w:val="bullet"/>
+      <w:lvlText w:val="■"/>
+      <w:lvlJc w:val="left"/>
+      <w:pPr>
+        <w:ind w:left="6480" w:hanging="360"/>
+      </w:pPr>
+      <w:rPr>
+        <w:u w:val="none"/>
+      </w:rPr>
+    </w:lvl>
+  </w:abstractNum>
+  <w:abstractNum w:abstractNumId="10">
+    <w:lvl w:ilvl="0">
+      <w:start w:val="1"/>
+      <w:numFmt w:val="bullet"/>
+      <w:lvlText w:val="●"/>
+      <w:lvlJc w:val="left"/>
+      <w:pPr>
+        <w:ind w:left="720" w:hanging="360"/>
+      </w:pPr>
+      <w:rPr>
+        <w:u w:val="none"/>
+      </w:rPr>
+    </w:lvl>
+    <w:lvl w:ilvl="1">
+      <w:start w:val="1"/>
+      <w:numFmt w:val="bullet"/>
+      <w:lvlText w:val="○"/>
+      <w:lvlJc w:val="left"/>
+      <w:pPr>
+        <w:ind w:left="1440" w:hanging="360"/>
+      </w:pPr>
+      <w:rPr>
+        <w:u w:val="none"/>
+      </w:rPr>
+    </w:lvl>
+    <w:lvl w:ilvl="2">
+      <w:start w:val="1"/>
+      <w:numFmt w:val="bullet"/>
+      <w:lvlText w:val="■"/>
+      <w:lvlJc w:val="left"/>
+      <w:pPr>
+        <w:ind w:left="2160" w:hanging="360"/>
+      </w:pPr>
+      <w:rPr>
+        <w:u w:val="none"/>
+      </w:rPr>
+    </w:lvl>
+    <w:lvl w:ilvl="3">
+      <w:start w:val="1"/>
+      <w:numFmt w:val="bullet"/>
+      <w:lvlText w:val="●"/>
+      <w:lvlJc w:val="left"/>
+      <w:pPr>
+        <w:ind w:left="2880" w:hanging="360"/>
+      </w:pPr>
+      <w:rPr>
+        <w:u w:val="none"/>
+      </w:rPr>
+    </w:lvl>
+    <w:lvl w:ilvl="4">
+      <w:start w:val="1"/>
+      <w:numFmt w:val="bullet"/>
+      <w:lvlText w:val="○"/>
+      <w:lvlJc w:val="left"/>
+      <w:pPr>
+        <w:ind w:left="3600" w:hanging="360"/>
+      </w:pPr>
+      <w:rPr>
+        <w:u w:val="none"/>
+      </w:rPr>
+    </w:lvl>
+    <w:lvl w:ilvl="5">
+      <w:start w:val="1"/>
+      <w:numFmt w:val="bullet"/>
+      <w:lvlText w:val="■"/>
+      <w:lvlJc w:val="left"/>
+      <w:pPr>
+        <w:ind w:left="4320" w:hanging="360"/>
+      </w:pPr>
+      <w:rPr>
+        <w:u w:val="none"/>
+      </w:rPr>
+    </w:lvl>
+    <w:lvl w:ilvl="6">
+      <w:start w:val="1"/>
+      <w:numFmt w:val="bullet"/>
+      <w:lvlText w:val="●"/>
+      <w:lvlJc w:val="left"/>
+      <w:pPr>
+        <w:ind w:left="5040" w:hanging="360"/>
+      </w:pPr>
+      <w:rPr>
+        <w:u w:val="none"/>
+      </w:rPr>
+    </w:lvl>
+    <w:lvl w:ilvl="7">
+      <w:start w:val="1"/>
+      <w:numFmt w:val="bullet"/>
+      <w:lvlText w:val="○"/>
+      <w:lvlJc w:val="left"/>
+      <w:pPr>
+        <w:ind w:left="5760" w:hanging="360"/>
+      </w:pPr>
+      <w:rPr>
+        <w:u w:val="none"/>
+      </w:rPr>
+    </w:lvl>
+    <w:lvl w:ilvl="8">
+      <w:start w:val="1"/>
+      <w:numFmt w:val="bullet"/>
+      <w:lvlText w:val="■"/>
+      <w:lvlJc w:val="left"/>
+      <w:pPr>
+        <w:ind w:left="6480" w:hanging="360"/>
+      </w:pPr>
+      <w:rPr>
+        <w:u w:val="none"/>
+      </w:rPr>
+    </w:lvl>
+  </w:abstractNum>
+  <w:abstractNum w:abstractNumId="11">
+    <w:lvl w:ilvl="0">
+      <w:start w:val="1"/>
+      <w:numFmt w:val="bullet"/>
+      <w:lvlText w:val="●"/>
+      <w:lvlJc w:val="left"/>
+      <w:pPr>
+        <w:ind w:left="720" w:hanging="360"/>
+      </w:pPr>
+      <w:rPr>
+        <w:u w:val="none"/>
+      </w:rPr>
+    </w:lvl>
+    <w:lvl w:ilvl="1">
+      <w:start w:val="1"/>
+      <w:numFmt w:val="bullet"/>
+      <w:lvlText w:val="○"/>
+      <w:lvlJc w:val="left"/>
+      <w:pPr>
+        <w:ind w:left="1440" w:hanging="360"/>
+      </w:pPr>
+      <w:rPr>
+        <w:u w:val="none"/>
+      </w:rPr>
+    </w:lvl>
+    <w:lvl w:ilvl="2">
+      <w:start w:val="1"/>
+      <w:numFmt w:val="bullet"/>
+      <w:lvlText w:val="■"/>
+      <w:lvlJc w:val="left"/>
+      <w:pPr>
+        <w:ind w:left="2160" w:hanging="360"/>
+      </w:pPr>
+      <w:rPr>
+        <w:u w:val="none"/>
+      </w:rPr>
+    </w:lvl>
+    <w:lvl w:ilvl="3">
+      <w:start w:val="1"/>
+      <w:numFmt w:val="bullet"/>
+      <w:lvlText w:val="●"/>
+      <w:lvlJc w:val="left"/>
+      <w:pPr>
+        <w:ind w:left="2880" w:hanging="360"/>
+      </w:pPr>
+      <w:rPr>
+        <w:u w:val="none"/>
+      </w:rPr>
+    </w:lvl>
+    <w:lvl w:ilvl="4">
+      <w:start w:val="1"/>
+      <w:numFmt w:val="bullet"/>
+      <w:lvlText w:val="○"/>
+      <w:lvlJc w:val="left"/>
+      <w:pPr>
+        <w:ind w:left="3600" w:hanging="360"/>
+      </w:pPr>
+      <w:rPr>
+        <w:u w:val="none"/>
+      </w:rPr>
+    </w:lvl>
+    <w:lvl w:ilvl="5">
+      <w:start w:val="1"/>
+      <w:numFmt w:val="bullet"/>
+      <w:lvlText w:val="■"/>
+      <w:lvlJc w:val="left"/>
+      <w:pPr>
+        <w:ind w:left="4320" w:hanging="360"/>
+      </w:pPr>
+      <w:rPr>
+        <w:u w:val="none"/>
+      </w:rPr>
+    </w:lvl>
+    <w:lvl w:ilvl="6">
+      <w:start w:val="1"/>
+      <w:numFmt w:val="bullet"/>
+      <w:lvlText w:val="●"/>
+      <w:lvlJc w:val="left"/>
+      <w:pPr>
+        <w:ind w:left="5040" w:hanging="360"/>
+      </w:pPr>
+      <w:rPr>
+        <w:u w:val="none"/>
+      </w:rPr>
+    </w:lvl>
+    <w:lvl w:ilvl="7">
+      <w:start w:val="1"/>
+      <w:numFmt w:val="bullet"/>
+      <w:lvlText w:val="○"/>
+      <w:lvlJc w:val="left"/>
+      <w:pPr>
+        <w:ind w:left="5760" w:hanging="360"/>
+      </w:pPr>
+      <w:rPr>
+        <w:u w:val="none"/>
+      </w:rPr>
+    </w:lvl>
+    <w:lvl w:ilvl="8">
+      <w:start w:val="1"/>
+      <w:numFmt w:val="bullet"/>
+      <w:lvlText w:val="■"/>
+      <w:lvlJc w:val="left"/>
+      <w:pPr>
+        <w:ind w:left="6480" w:hanging="360"/>
+      </w:pPr>
+      <w:rPr>
+        <w:u w:val="none"/>
+      </w:rPr>
+    </w:lvl>
+  </w:abstractNum>
+  <w:abstractNum w:abstractNumId="12">
+    <w:lvl w:ilvl="0">
+      <w:start w:val="1"/>
+      <w:numFmt w:val="bullet"/>
+      <w:lvlText w:val="●"/>
+      <w:lvlJc w:val="left"/>
+      <w:pPr>
+        <w:ind w:left="720" w:hanging="360"/>
+      </w:pPr>
+      <w:rPr>
+        <w:u w:val="none"/>
+      </w:rPr>
+    </w:lvl>
+    <w:lvl w:ilvl="1">
+      <w:start w:val="1"/>
+      <w:numFmt w:val="bullet"/>
+      <w:lvlText w:val="○"/>
+      <w:lvlJc w:val="left"/>
+      <w:pPr>
+        <w:ind w:left="1440" w:hanging="360"/>
+      </w:pPr>
+      <w:rPr>
+        <w:u w:val="none"/>
+      </w:rPr>
+    </w:lvl>
+    <w:lvl w:ilvl="2">
+      <w:start w:val="1"/>
+      <w:numFmt w:val="bullet"/>
+      <w:lvlText w:val="■"/>
+      <w:lvlJc w:val="left"/>
+      <w:pPr>
+        <w:ind w:left="2160" w:hanging="360"/>
+      </w:pPr>
+      <w:rPr>
+        <w:u w:val="none"/>
+      </w:rPr>
+    </w:lvl>
+    <w:lvl w:ilvl="3">
+      <w:start w:val="1"/>
+      <w:numFmt w:val="bullet"/>
+      <w:lvlText w:val="●"/>
+      <w:lvlJc w:val="left"/>
+      <w:pPr>
+        <w:ind w:left="2880" w:hanging="360"/>
+      </w:pPr>
+      <w:rPr>
+        <w:u w:val="none"/>
+      </w:rPr>
+    </w:lvl>
+    <w:lvl w:ilvl="4">
+      <w:start w:val="1"/>
+      <w:numFmt w:val="bullet"/>
+      <w:lvlText w:val="○"/>
+      <w:lvlJc w:val="left"/>
+      <w:pPr>
+        <w:ind w:left="3600" w:hanging="360"/>
+      </w:pPr>
+      <w:rPr>
+        <w:u w:val="none"/>
+      </w:rPr>
+    </w:lvl>
+    <w:lvl w:ilvl="5">
+      <w:start w:val="1"/>
+      <w:numFmt w:val="bullet"/>
+      <w:lvlText w:val="■"/>
+      <w:lvlJc w:val="left"/>
+      <w:pPr>
+        <w:ind w:left="4320" w:hanging="360"/>
+      </w:pPr>
+      <w:rPr>
+        <w:u w:val="none"/>
+      </w:rPr>
+    </w:lvl>
+    <w:lvl w:ilvl="6">
+      <w:start w:val="1"/>
+      <w:numFmt w:val="bullet"/>
+      <w:lvlText w:val="●"/>
+      <w:lvlJc w:val="left"/>
+      <w:pPr>
+        <w:ind w:left="5040" w:hanging="360"/>
+      </w:pPr>
+      <w:rPr>
+        <w:u w:val="none"/>
+      </w:rPr>
+    </w:lvl>
+    <w:lvl w:ilvl="7">
+      <w:start w:val="1"/>
+      <w:numFmt w:val="bullet"/>
+      <w:lvlText w:val="○"/>
+      <w:lvlJc w:val="left"/>
+      <w:pPr>
+        <w:ind w:left="5760" w:hanging="360"/>
+      </w:pPr>
+      <w:rPr>
+        <w:u w:val="none"/>
+      </w:rPr>
+    </w:lvl>
+    <w:lvl w:ilvl="8">
+      <w:start w:val="1"/>
+      <w:numFmt w:val="bullet"/>
+      <w:lvlText w:val="■"/>
+      <w:lvlJc w:val="left"/>
+      <w:pPr>
+        <w:ind w:left="6480" w:hanging="360"/>
+      </w:pPr>
+      <w:rPr>
+        <w:u w:val="none"/>
+      </w:rPr>
+    </w:lvl>
+  </w:abstractNum>
+  <w:abstractNum w:abstractNumId="13">
+    <w:lvl w:ilvl="0">
+      <w:start w:val="1"/>
+      <w:numFmt w:val="bullet"/>
+      <w:lvlText w:val="●"/>
+      <w:lvlJc w:val="left"/>
+      <w:pPr>
+        <w:ind w:left="720" w:hanging="360"/>
+      </w:pPr>
+      <w:rPr>
+        <w:u w:val="none"/>
+      </w:rPr>
+    </w:lvl>
+    <w:lvl w:ilvl="1">
+      <w:start w:val="1"/>
+      <w:numFmt w:val="bullet"/>
+      <w:lvlText w:val="○"/>
+      <w:lvlJc w:val="left"/>
+      <w:pPr>
+        <w:ind w:left="1440" w:hanging="360"/>
+      </w:pPr>
+      <w:rPr>
+        <w:u w:val="none"/>
+      </w:rPr>
+    </w:lvl>
+    <w:lvl w:ilvl="2">
+      <w:start w:val="1"/>
+      <w:numFmt w:val="bullet"/>
+      <w:lvlText w:val="■"/>
+      <w:lvlJc w:val="left"/>
+      <w:pPr>
+        <w:ind w:left="2160" w:hanging="360"/>
+      </w:pPr>
+      <w:rPr>
+        <w:u w:val="none"/>
+      </w:rPr>
+    </w:lvl>
+    <w:lvl w:ilvl="3">
+      <w:start w:val="1"/>
+      <w:numFmt w:val="bullet"/>
+      <w:lvlText w:val="●"/>
+      <w:lvlJc w:val="left"/>
+      <w:pPr>
+        <w:ind w:left="2880" w:hanging="360"/>
+      </w:pPr>
+      <w:rPr>
+        <w:u w:val="none"/>
+      </w:rPr>
+    </w:lvl>
+    <w:lvl w:ilvl="4">
+      <w:start w:val="1"/>
+      <w:numFmt w:val="bullet"/>
+      <w:lvlText w:val="○"/>
+      <w:lvlJc w:val="left"/>
+      <w:pPr>
+        <w:ind w:left="3600" w:hanging="360"/>
+      </w:pPr>
+      <w:rPr>
+        <w:u w:val="none"/>
+      </w:rPr>
+    </w:lvl>
+    <w:lvl w:ilvl="5">
+      <w:start w:val="1"/>
+      <w:numFmt w:val="bullet"/>
+      <w:lvlText w:val="■"/>
+      <w:lvlJc w:val="left"/>
+      <w:pPr>
+        <w:ind w:left="4320" w:hanging="360"/>
+      </w:pPr>
+      <w:rPr>
+        <w:u w:val="none"/>
+      </w:rPr>
+    </w:lvl>
+    <w:lvl w:ilvl="6">
+      <w:start w:val="1"/>
+      <w:numFmt w:val="bullet"/>
+      <w:lvlText w:val="●"/>
+      <w:lvlJc w:val="left"/>
+      <w:pPr>
+        <w:ind w:left="5040" w:hanging="360"/>
+      </w:pPr>
+      <w:rPr>
+        <w:u w:val="none"/>
+      </w:rPr>
+    </w:lvl>
+    <w:lvl w:ilvl="7">
+      <w:start w:val="1"/>
+      <w:numFmt w:val="bullet"/>
+      <w:lvlText w:val="○"/>
+      <w:lvlJc w:val="left"/>
+      <w:pPr>
+        <w:ind w:left="5760" w:hanging="360"/>
+      </w:pPr>
+      <w:rPr>
+        <w:u w:val="none"/>
+      </w:rPr>
+    </w:lvl>
+    <w:lvl w:ilvl="8">
+      <w:start w:val="1"/>
+      <w:numFmt w:val="bullet"/>
+      <w:lvlText w:val="■"/>
+      <w:lvlJc w:val="left"/>
+      <w:pPr>
+        <w:ind w:left="6480" w:hanging="360"/>
+      </w:pPr>
+      <w:rPr>
+        <w:u w:val="none"/>
+      </w:rPr>
+    </w:lvl>
+  </w:abstractNum>
+  <w:abstractNum w:abstractNumId="14">
     <w:lvl w:ilvl="0">
       <w:start w:val="1"/>
       <w:numFmt w:val="bullet"/>
@@ -1249,6 +2616,39 @@
   </w:num>
   <w:num w:numId="3">
     <w:abstractNumId w:val="3"/>
+  </w:num>
+  <w:num w:numId="4">
+    <w:abstractNumId w:val="4"/>
+  </w:num>
+  <w:num w:numId="5">
+    <w:abstractNumId w:val="5"/>
+  </w:num>
+  <w:num w:numId="6">
+    <w:abstractNumId w:val="6"/>
+  </w:num>
+  <w:num w:numId="7">
+    <w:abstractNumId w:val="7"/>
+  </w:num>
+  <w:num w:numId="8">
+    <w:abstractNumId w:val="8"/>
+  </w:num>
+  <w:num w:numId="9">
+    <w:abstractNumId w:val="9"/>
+  </w:num>
+  <w:num w:numId="10">
+    <w:abstractNumId w:val="10"/>
+  </w:num>
+  <w:num w:numId="11">
+    <w:abstractNumId w:val="11"/>
+  </w:num>
+  <w:num w:numId="12">
+    <w:abstractNumId w:val="12"/>
+  </w:num>
+  <w:num w:numId="13">
+    <w:abstractNumId w:val="13"/>
+  </w:num>
+  <w:num w:numId="14">
+    <w:abstractNumId w:val="14"/>
   </w:num>
 </w:numbering>
 </file>

--- a/conteudo-assistente/Procedimentos antes da apresentacao da divida.docx
+++ b/conteudo-assistente/Procedimentos antes da apresentacao da divida.docx
@@ -41,7 +41,7 @@
           <w:pgNumType w:start="1"/>
         </w:sectPr>
       </w:pPr>
-      <w:bookmarkStart w:colFirst="0" w:colLast="0" w:name="_w4513cgdj0h0" w:id="0"/>
+      <w:bookmarkStart w:colFirst="0" w:colLast="0" w:name="_220m49joi7qx" w:id="0"/>
       <w:bookmarkEnd w:id="0"/>
       <w:r>
         <w:rPr>
